--- a/ru/wisdom-stories/credit-ledger.docx
+++ b/ru/wisdom-stories/credit-ledger.docx
@@ -56,7 +56,7 @@
           <w:color w:val="000000"/>
           <w:sz w:val="22"/>
         </w:rPr>
-        <w:t>— Есть человек, который три месяца бесплатно носит хлеб. Честно говоря, я не верю, что он заплатит эту плату. Но что я могу поделать, он заботится о трёх сиротах, не говоря уже о том, чтобы оставлять их детей голодными. Бог велик, он позаботится и о нас. Мне не нужна плата за хлеб, который я тебе дал. Бери и иди, будешь счастлив. — Улыбка расплывается по лицу незнакомца, и он говорит про себя: «Кажется, я нашёл то, что искал».</w:t>
+        <w:t>— Есть человек, который три месяца бесплатно носит хлеб. Честно говоря, я не верю, что он заплатит эту плату. Но что я могу поделать, он заботится о трёх сиротах, не говоря уже о том, чтобы оставлять их детей голодными. Аллах велик, он позаботится и о нас. Мне не нужна плата за хлеб, который я тебе дал. Бери и иди, будешь счастлив. — Улыбка расплывается по лицу незнакомца, и он говорит про себя: «Кажется, я нашёл то, что искал».</w:t>
       </w:r>
     </w:p>
     <w:p>
@@ -154,7 +154,7 @@
           <w:color w:val="000000"/>
           <w:sz w:val="22"/>
         </w:rPr>
-        <w:t>— Брат, да будет доволен тобой Аллах. Если ты так доверяешь этой общине, если ты не оставляешь сироту голодными из уважения к Богу, то ты хороший человек. Я заплатил всем долги. Пусть это будет моя доля Рамадана для этой общины. Теперь отдай мне эту тетрадь. Я заберу его и похороню, и я верю, что этот список поможет мне в Судный день. — Мужчина взял блокнот и вышел из магазина.</w:t>
+        <w:t>— Брат, да будет доволен тобой Аллах. Если ты так доверяешь этой общине, если ты не оставляешь сироту голодными из уважения к Аллаху, то ты хороший человек. Я заплатил всем долги. Пусть это будет моя доля Рамадана для этой общины. Теперь отдай мне эту тетрадь. Я заберу его и похороню, и я верю, что этот список поможет мне в Судный день. — Мужчина взял блокнот и вышел из магазина.</w:t>
       </w:r>
     </w:p>
     <w:p>
@@ -224,7 +224,7 @@
           <w:color w:val="9A7417"/>
           <w:sz w:val="22"/>
         </w:rPr>
-        <w:t xml:space="preserve">Мораль: </w:t>
+        <w:t>Мораль: Доброта, совершённая молча, — это высшая доброта. Прощение долга и то, что сирота не голодает, — это истинное богатство сердца.</w:t>
       </w:r>
       <w:r>
         <w:rPr>
@@ -234,7 +234,6 @@
           <w:color w:val="3F3826"/>
           <w:sz w:val="22"/>
         </w:rPr>
-        <w:t>Доброта, совершённая молча, — это высшая доброта. Прощение долга и то, что сирота не голодает, — это истинное богатство сердца.</w:t>
       </w:r>
     </w:p>
     <w:p>
